--- a/docs/软著/过程材料/06-代码开发-代码与构建配置说明.docx
+++ b/docs/软著/过程材料/06-代码开发-代码与构建配置说明.docx
@@ -434,10 +434,98 @@
       <w:r>
         <w:rPr>
           <w:rFonts w:ascii="Times New Roman" w:hAnsi="Times New Roman" w:eastAsia="宋体"/>
+          <w:b/>
+          <w:sz w:val="21"/>
+        </w:rPr>
+        <w:t>分层原则</w:t>
+      </w:r>
+      <w:r>
+        <w:rPr>
+          <w:rFonts w:ascii="Times New Roman" w:hAnsi="Times New Roman" w:eastAsia="宋体"/>
           <w:b w:val="0"/>
           <w:sz w:val="21"/>
         </w:rPr>
-        <w:t>**分层原则**：`core/` 不依赖 `web/`；`electron/` 只做壳与服务；`web/` 只调 `/api/*`。</w:t>
+        <w:t>：</w:t>
+      </w:r>
+      <w:r>
+        <w:rPr>
+          <w:rFonts w:ascii="Courier New" w:hAnsi="Courier New" w:eastAsia="宋体"/>
+          <w:b w:val="0"/>
+          <w:sz w:val="21"/>
+        </w:rPr>
+        <w:t>core/</w:t>
+      </w:r>
+      <w:r>
+        <w:rPr>
+          <w:rFonts w:ascii="Times New Roman" w:hAnsi="Times New Roman" w:eastAsia="宋体"/>
+          <w:b w:val="0"/>
+          <w:sz w:val="21"/>
+        </w:rPr>
+        <w:t xml:space="preserve"> 不依赖 </w:t>
+      </w:r>
+      <w:r>
+        <w:rPr>
+          <w:rFonts w:ascii="Courier New" w:hAnsi="Courier New" w:eastAsia="宋体"/>
+          <w:b w:val="0"/>
+          <w:sz w:val="21"/>
+        </w:rPr>
+        <w:t>web/</w:t>
+      </w:r>
+      <w:r>
+        <w:rPr>
+          <w:rFonts w:ascii="Times New Roman" w:hAnsi="Times New Roman" w:eastAsia="宋体"/>
+          <w:b w:val="0"/>
+          <w:sz w:val="21"/>
+        </w:rPr>
+        <w:t>；</w:t>
+      </w:r>
+      <w:r>
+        <w:rPr>
+          <w:rFonts w:ascii="Courier New" w:hAnsi="Courier New" w:eastAsia="宋体"/>
+          <w:b w:val="0"/>
+          <w:sz w:val="21"/>
+        </w:rPr>
+        <w:t>electron/</w:t>
+      </w:r>
+      <w:r>
+        <w:rPr>
+          <w:rFonts w:ascii="Times New Roman" w:hAnsi="Times New Roman" w:eastAsia="宋体"/>
+          <w:b w:val="0"/>
+          <w:sz w:val="21"/>
+        </w:rPr>
+        <w:t xml:space="preserve"> 只做壳与服务；</w:t>
+      </w:r>
+      <w:r>
+        <w:rPr>
+          <w:rFonts w:ascii="Courier New" w:hAnsi="Courier New" w:eastAsia="宋体"/>
+          <w:b w:val="0"/>
+          <w:sz w:val="21"/>
+        </w:rPr>
+        <w:t>web/</w:t>
+      </w:r>
+      <w:r>
+        <w:rPr>
+          <w:rFonts w:ascii="Times New Roman" w:hAnsi="Times New Roman" w:eastAsia="宋体"/>
+          <w:b w:val="0"/>
+          <w:sz w:val="21"/>
+        </w:rPr>
+        <w:t xml:space="preserve"> 只调 </w:t>
+      </w:r>
+      <w:r>
+        <w:rPr>
+          <w:rFonts w:ascii="Courier New" w:hAnsi="Courier New" w:eastAsia="宋体"/>
+          <w:b w:val="0"/>
+          <w:sz w:val="21"/>
+        </w:rPr>
+        <w:t>/api/*</w:t>
+      </w:r>
+      <w:r>
+        <w:rPr>
+          <w:rFonts w:ascii="Times New Roman" w:hAnsi="Times New Roman" w:eastAsia="宋体"/>
+          <w:b w:val="0"/>
+          <w:sz w:val="21"/>
+        </w:rPr>
+        <w:t>。</w:t>
       </w:r>
     </w:p>
     <w:p>
@@ -533,11 +621,11 @@
             <w:r/>
             <w:r>
               <w:rPr>
-                <w:rFonts w:ascii="Times New Roman" w:hAnsi="Times New Roman" w:eastAsia="宋体"/>
+                <w:rFonts w:ascii="Courier New" w:hAnsi="Courier New" w:eastAsia="宋体"/>
                 <w:b w:val="0"/>
                 <w:sz w:val="19"/>
               </w:rPr>
-              <w:t>`core/`</w:t>
+              <w:t>core/</w:t>
             </w:r>
           </w:p>
         </w:tc>
@@ -583,11 +671,11 @@
             <w:r/>
             <w:r>
               <w:rPr>
-                <w:rFonts w:ascii="Times New Roman" w:hAnsi="Times New Roman" w:eastAsia="宋体"/>
+                <w:rFonts w:ascii="Courier New" w:hAnsi="Courier New" w:eastAsia="宋体"/>
                 <w:b w:val="0"/>
                 <w:sz w:val="19"/>
               </w:rPr>
-              <w:t>`contracts/`</w:t>
+              <w:t>contracts/</w:t>
             </w:r>
           </w:p>
         </w:tc>
@@ -633,11 +721,11 @@
             <w:r/>
             <w:r>
               <w:rPr>
-                <w:rFonts w:ascii="Times New Roman" w:hAnsi="Times New Roman" w:eastAsia="宋体"/>
+                <w:rFonts w:ascii="Courier New" w:hAnsi="Courier New" w:eastAsia="宋体"/>
                 <w:b w:val="0"/>
                 <w:sz w:val="19"/>
               </w:rPr>
-              <w:t>`sdk/`</w:t>
+              <w:t>sdk/</w:t>
             </w:r>
           </w:p>
         </w:tc>
@@ -683,11 +771,11 @@
             <w:r/>
             <w:r>
               <w:rPr>
-                <w:rFonts w:ascii="Times New Roman" w:hAnsi="Times New Roman" w:eastAsia="宋体"/>
+                <w:rFonts w:ascii="Courier New" w:hAnsi="Courier New" w:eastAsia="宋体"/>
                 <w:b w:val="0"/>
                 <w:sz w:val="19"/>
               </w:rPr>
-              <w:t>`electron/`</w:t>
+              <w:t>electron/</w:t>
             </w:r>
           </w:p>
         </w:tc>
@@ -733,11 +821,11 @@
             <w:r/>
             <w:r>
               <w:rPr>
-                <w:rFonts w:ascii="Times New Roman" w:hAnsi="Times New Roman" w:eastAsia="宋体"/>
+                <w:rFonts w:ascii="Courier New" w:hAnsi="Courier New" w:eastAsia="宋体"/>
                 <w:b w:val="0"/>
                 <w:sz w:val="19"/>
               </w:rPr>
-              <w:t>`web/src/`</w:t>
+              <w:t>web/src/</w:t>
             </w:r>
           </w:p>
         </w:tc>
@@ -783,11 +871,11 @@
             <w:r/>
             <w:r>
               <w:rPr>
-                <w:rFonts w:ascii="Times New Roman" w:hAnsi="Times New Roman" w:eastAsia="宋体"/>
+                <w:rFonts w:ascii="Courier New" w:hAnsi="Courier New" w:eastAsia="宋体"/>
                 <w:b w:val="0"/>
                 <w:sz w:val="19"/>
               </w:rPr>
-              <w:t>`tests/`</w:t>
+              <w:t>tests/</w:t>
             </w:r>
           </w:p>
         </w:tc>
@@ -842,10 +930,10 @@
       <w:r>
         <w:rPr>
           <w:rFonts w:ascii="Times New Roman" w:hAnsi="Times New Roman" w:eastAsia="宋体"/>
-          <w:b w:val="0"/>
+          <w:b/>
           <w:sz w:val="21"/>
         </w:rPr>
-        <w:t>**生产依赖（随包分发）：**</w:t>
+        <w:t>生产依赖（随包分发）：</w:t>
       </w:r>
     </w:p>
     <w:tbl>
@@ -1129,10 +1217,18 @@
       <w:r>
         <w:rPr>
           <w:rFonts w:ascii="Times New Roman" w:hAnsi="Times New Roman" w:eastAsia="宋体"/>
+          <w:b/>
+          <w:sz w:val="21"/>
+        </w:rPr>
+        <w:t>运行时：</w:t>
+      </w:r>
+      <w:r>
+        <w:rPr>
+          <w:rFonts w:ascii="Times New Roman" w:hAnsi="Times New Roman" w:eastAsia="宋体"/>
           <w:b w:val="0"/>
           <w:sz w:val="21"/>
         </w:rPr>
-        <w:t>**运行时：** Electron 35.7.5（Node 22 / N-API 10）。</w:t>
+        <w:t xml:space="preserve"> Electron 35.7.5（Node 22 / N-API 10）。</w:t>
       </w:r>
     </w:p>
     <w:p>
@@ -1240,10 +1336,18 @@
       <w:r>
         <w:rPr>
           <w:rFonts w:ascii="Times New Roman" w:hAnsi="Times New Roman" w:eastAsia="宋体"/>
+          <w:b/>
+          <w:sz w:val="21"/>
+        </w:rPr>
+        <w:t>构建闸门：</w:t>
+      </w:r>
+      <w:r>
+        <w:rPr>
+          <w:rFonts w:ascii="Times New Roman" w:hAnsi="Times New Roman" w:eastAsia="宋体"/>
           <w:b w:val="0"/>
           <w:sz w:val="21"/>
         </w:rPr>
-        <w:t>**构建闸门：** 第 ⑤ 步未通过时，第 ⑥ 步拒绝打包——保证出包的代码一定过了全部校验。</w:t>
+        <w:t xml:space="preserve"> 第 ⑤ 步未通过时，第 ⑥ 步拒绝打包——保证出包的代码一定过了全部校验。</w:t>
       </w:r>
     </w:p>
     <w:p>
@@ -1329,11 +1433,11 @@
             <w:r/>
             <w:r>
               <w:rPr>
-                <w:rFonts w:ascii="Times New Roman" w:hAnsi="Times New Roman" w:eastAsia="宋体"/>
+                <w:rFonts w:ascii="Courier New" w:hAnsi="Courier New" w:eastAsia="宋体"/>
                 <w:b w:val="0"/>
                 <w:sz w:val="19"/>
               </w:rPr>
-              <w:t>`name`</w:t>
+              <w:t>name</w:t>
             </w:r>
           </w:p>
         </w:tc>
@@ -1379,11 +1483,11 @@
             <w:r/>
             <w:r>
               <w:rPr>
-                <w:rFonts w:ascii="Times New Roman" w:hAnsi="Times New Roman" w:eastAsia="宋体"/>
+                <w:rFonts w:ascii="Courier New" w:hAnsi="Courier New" w:eastAsia="宋体"/>
                 <w:b w:val="0"/>
                 <w:sz w:val="19"/>
               </w:rPr>
-              <w:t>`version`</w:t>
+              <w:t>version</w:t>
             </w:r>
           </w:p>
         </w:tc>
@@ -1429,11 +1533,11 @@
             <w:r/>
             <w:r>
               <w:rPr>
-                <w:rFonts w:ascii="Times New Roman" w:hAnsi="Times New Roman" w:eastAsia="宋体"/>
+                <w:rFonts w:ascii="Courier New" w:hAnsi="Courier New" w:eastAsia="宋体"/>
                 <w:b w:val="0"/>
                 <w:sz w:val="19"/>
               </w:rPr>
-              <w:t>`main`</w:t>
+              <w:t>main</w:t>
             </w:r>
           </w:p>
         </w:tc>
@@ -1479,11 +1583,11 @@
             <w:r/>
             <w:r>
               <w:rPr>
-                <w:rFonts w:ascii="Times New Roman" w:hAnsi="Times New Roman" w:eastAsia="宋体"/>
+                <w:rFonts w:ascii="Courier New" w:hAnsi="Courier New" w:eastAsia="宋体"/>
                 <w:b w:val="0"/>
                 <w:sz w:val="19"/>
               </w:rPr>
-              <w:t>`license`</w:t>
+              <w:t>license</w:t>
             </w:r>
           </w:p>
         </w:tc>
@@ -1529,11 +1633,11 @@
             <w:r/>
             <w:r>
               <w:rPr>
-                <w:rFonts w:ascii="Times New Roman" w:hAnsi="Times New Roman" w:eastAsia="宋体"/>
+                <w:rFonts w:ascii="Courier New" w:hAnsi="Courier New" w:eastAsia="宋体"/>
                 <w:b w:val="0"/>
                 <w:sz w:val="19"/>
               </w:rPr>
-              <w:t>`build.appId`</w:t>
+              <w:t>build.appId</w:t>
             </w:r>
           </w:p>
         </w:tc>
@@ -1579,11 +1683,11 @@
             <w:r/>
             <w:r>
               <w:rPr>
-                <w:rFonts w:ascii="Times New Roman" w:hAnsi="Times New Roman" w:eastAsia="宋体"/>
+                <w:rFonts w:ascii="Courier New" w:hAnsi="Courier New" w:eastAsia="宋体"/>
                 <w:b w:val="0"/>
                 <w:sz w:val="19"/>
               </w:rPr>
-              <w:t>`build.productName`</w:t>
+              <w:t>build.productName</w:t>
             </w:r>
           </w:p>
         </w:tc>
@@ -1629,11 +1733,11 @@
             <w:r/>
             <w:r>
               <w:rPr>
-                <w:rFonts w:ascii="Times New Roman" w:hAnsi="Times New Roman" w:eastAsia="宋体"/>
+                <w:rFonts w:ascii="Courier New" w:hAnsi="Courier New" w:eastAsia="宋体"/>
                 <w:b w:val="0"/>
                 <w:sz w:val="19"/>
               </w:rPr>
-              <w:t>`build.files`</w:t>
+              <w:t>build.files</w:t>
             </w:r>
           </w:p>
         </w:tc>
@@ -1679,11 +1783,11 @@
             <w:r/>
             <w:r>
               <w:rPr>
-                <w:rFonts w:ascii="Times New Roman" w:hAnsi="Times New Roman" w:eastAsia="宋体"/>
+                <w:rFonts w:ascii="Courier New" w:hAnsi="Courier New" w:eastAsia="宋体"/>
                 <w:b w:val="0"/>
                 <w:sz w:val="19"/>
               </w:rPr>
-              <w:t>`build.asar`</w:t>
+              <w:t>build.asar</w:t>
             </w:r>
           </w:p>
         </w:tc>
@@ -1729,11 +1833,11 @@
             <w:r/>
             <w:r>
               <w:rPr>
-                <w:rFonts w:ascii="Times New Roman" w:hAnsi="Times New Roman" w:eastAsia="宋体"/>
+                <w:rFonts w:ascii="Courier New" w:hAnsi="Courier New" w:eastAsia="宋体"/>
                 <w:b w:val="0"/>
                 <w:sz w:val="19"/>
               </w:rPr>
-              <w:t>`build.asarUnpack`</w:t>
+              <w:t>build.asarUnpack</w:t>
             </w:r>
           </w:p>
         </w:tc>
@@ -1779,11 +1883,11 @@
             <w:r/>
             <w:r>
               <w:rPr>
-                <w:rFonts w:ascii="Times New Roman" w:hAnsi="Times New Roman" w:eastAsia="宋体"/>
+                <w:rFonts w:ascii="Courier New" w:hAnsi="Courier New" w:eastAsia="宋体"/>
                 <w:b w:val="0"/>
                 <w:sz w:val="19"/>
               </w:rPr>
-              <w:t>`build.win.target`</w:t>
+              <w:t>build.win.target</w:t>
             </w:r>
           </w:p>
         </w:tc>
